--- a/Gabriel/Ruby on Rails  React/GABRIEL POPA.docx
+++ b/Gabriel/Ruby on Rails  React/GABRIEL POPA.docx
@@ -18,7 +18,6 @@
           <w:szCs w:val="96"/>
         </w:rPr>
       </w:pPr>
-      <w:bookmarkStart w:id="0" w:name="_GoBack"/>
       <w:r>
         <w:rPr>
           <w:rStyle w:val="Strong"/>
@@ -158,10 +157,11 @@
           <w:rFonts w:ascii="Cambria" w:hAnsi="Cambria" w:cstheme="majorBidi"/>
           <w:bCs/>
           <w:color w:val="000000" w:themeColor="text1"/>
-          <w:sz w:val="21"/>
+          <w:sz w:val="20"/>
           <w:szCs w:val="21"/>
         </w:rPr>
       </w:pPr>
+      <w:bookmarkStart w:id="0" w:name="_GoBack"/>
       <w:proofErr w:type="spellStart"/>
       <w:r>
         <w:rPr>
@@ -169,7 +169,7 @@
           <w:rFonts w:ascii="Cambria" w:hAnsi="Cambria" w:cstheme="majorBidi"/>
           <w:bCs/>
           <w:color w:val="000000" w:themeColor="text1"/>
-          <w:sz w:val="21"/>
+          <w:sz w:val="20"/>
           <w:szCs w:val="21"/>
         </w:rPr>
         <w:t>Cluj</w:t>
@@ -181,87 +181,10 @@
           <w:rFonts w:ascii="Cambria" w:hAnsi="Cambria" w:cstheme="majorBidi"/>
           <w:bCs/>
           <w:color w:val="000000" w:themeColor="text1"/>
-          <w:sz w:val="21"/>
+          <w:sz w:val="20"/>
           <w:szCs w:val="21"/>
         </w:rPr>
-        <w:t>, Romania</w:t>
-      </w:r>
-      <w:r>
-        <w:rPr>
-          <w:rStyle w:val="NormalWebChar"/>
-          <w:rFonts w:ascii="Cambria" w:hAnsi="Cambria" w:cstheme="majorBidi"/>
-          <w:bCs/>
-          <w:color w:val="000000" w:themeColor="text1"/>
-          <w:sz w:val="21"/>
-          <w:szCs w:val="21"/>
-        </w:rPr>
-        <w:t xml:space="preserve"> | </w:t>
-      </w:r>
-      <w:r>
-        <w:rPr>
-          <w:rStyle w:val="NormalWebChar"/>
-          <w:rFonts w:ascii="Cambria" w:hAnsi="Cambria" w:cstheme="majorBidi"/>
-          <w:bCs/>
-          <w:color w:val="000000" w:themeColor="text1"/>
-          <w:sz w:val="21"/>
-          <w:szCs w:val="21"/>
-        </w:rPr>
-        <w:t xml:space="preserve">+40 764309991 | </w:t>
-      </w:r>
-      <w:r>
-        <w:rPr>
-          <w:rFonts w:ascii="Cambria" w:eastAsia="Times New Roman" w:hAnsi="Cambria" w:cstheme="majorBidi"/>
-          <w:bCs/>
-          <w:color w:val="000000" w:themeColor="text1"/>
-          <w:sz w:val="21"/>
-          <w:szCs w:val="21"/>
-          <w:lang w:eastAsia="en-US"/>
-        </w:rPr>
-        <w:t>popagabrial0523@gmail.com</w:t>
-      </w:r>
-      <w:r>
-        <w:rPr>
-          <w:rFonts w:ascii="Cambria" w:eastAsia="Times New Roman" w:hAnsi="Cambria" w:cstheme="majorBidi"/>
-          <w:bCs/>
-          <w:color w:val="000000" w:themeColor="text1"/>
-          <w:sz w:val="21"/>
-          <w:szCs w:val="21"/>
-          <w:lang w:eastAsia="en-US"/>
-        </w:rPr>
-        <w:t xml:space="preserve"> </w:t>
-      </w:r>
-      <w:r>
-        <w:rPr>
-          <w:rFonts w:ascii="Cambria" w:eastAsia="Times New Roman" w:hAnsi="Cambria" w:cstheme="majorBidi"/>
-          <w:bCs/>
-          <w:color w:val="000000" w:themeColor="text1"/>
-          <w:sz w:val="21"/>
-          <w:szCs w:val="21"/>
-          <w:lang w:eastAsia="en-US"/>
-        </w:rPr>
-        <w:t xml:space="preserve">| </w:t>
-      </w:r>
-      <w:r>
-        <w:rPr>
-          <w:rStyle w:val="NormalWebChar"/>
-          <w:rFonts w:ascii="Cambria" w:hAnsi="Cambria" w:cstheme="majorBidi"/>
-          <w:bCs/>
-          <w:color w:val="000000" w:themeColor="text1"/>
-          <w:sz w:val="21"/>
-          <w:szCs w:val="21"/>
-        </w:rPr>
-        <w:t>linkedi</w:t>
-      </w:r>
-      <w:r>
-        <w:rPr>
-          <w:rStyle w:val="NormalWebChar"/>
-          <w:rFonts w:ascii="Cambria" w:hAnsi="Cambria" w:cstheme="majorBidi"/>
-          <w:bCs/>
-          <w:color w:val="000000" w:themeColor="text1"/>
-          <w:sz w:val="21"/>
-          <w:szCs w:val="21"/>
-        </w:rPr>
-        <w:t>n.com/in/gabriel-popa-89ba643a4</w:t>
+        <w:t>, Romania | +40 764309991 | gabrielpdev@outlook.com | https://www.linkedin.com/in/gabriel-popa-12890b414/</w:t>
       </w:r>
     </w:p>
     <w:bookmarkEnd w:id="0"/>
@@ -425,23 +348,13 @@
         </w:rPr>
         <w:t xml:space="preserve">, </w:t>
       </w:r>
-      <w:proofErr w:type="spellStart"/>
       <w:r>
         <w:rPr>
           <w:rStyle w:val="Strong"/>
           <w:rFonts w:ascii="Times New Roman" w:hAnsi="Times New Roman" w:cs="Times New Roman"/>
           <w:sz w:val="24"/>
         </w:rPr>
-        <w:t>PostgreSQL</w:t>
-      </w:r>
-      <w:proofErr w:type="spellEnd"/>
-      <w:r>
-        <w:rPr>
-          <w:rStyle w:val="Strong"/>
-          <w:rFonts w:ascii="Times New Roman" w:hAnsi="Times New Roman" w:cs="Times New Roman"/>
-          <w:sz w:val="24"/>
-        </w:rPr>
-        <w:t xml:space="preserve"> 12–16</w:t>
+        <w:t>PostgreSQL 12–16</w:t>
       </w:r>
       <w:r>
         <w:rPr>
@@ -661,27 +574,7 @@
           <w:szCs w:val="24"/>
           <w:lang w:eastAsia="en-US"/>
         </w:rPr>
-        <w:t xml:space="preserve">, </w:t>
-      </w:r>
-      <w:proofErr w:type="spellStart"/>
-      <w:r>
-        <w:rPr>
-          <w:rFonts w:ascii="Times New Roman" w:eastAsia="Times New Roman" w:hAnsi="Times New Roman" w:cs="Times New Roman"/>
-          <w:sz w:val="22"/>
-          <w:szCs w:val="24"/>
-          <w:lang w:eastAsia="en-US"/>
-        </w:rPr>
-        <w:t>RESTful</w:t>
-      </w:r>
-      <w:proofErr w:type="spellEnd"/>
-      <w:r>
-        <w:rPr>
-          <w:rFonts w:ascii="Times New Roman" w:eastAsia="Times New Roman" w:hAnsi="Times New Roman" w:cs="Times New Roman"/>
-          <w:sz w:val="22"/>
-          <w:szCs w:val="24"/>
-          <w:lang w:eastAsia="en-US"/>
-        </w:rPr>
-        <w:t xml:space="preserve"> API design, MVC architecture, service objects, background job processing, authentication and authorization, policy-based access control, file upload handling, server-side validations, pagination, reporting workflows, admin platform development, third-party API integration</w:t>
+        <w:t>, RESTful API design, MVC architecture, service objects, background job processing, authentication and authorization, policy-based access control, file upload handling, server-side validations, pagination, reporting workflows, admin platform development, third-party API integration</w:t>
       </w:r>
     </w:p>
     <w:p>
@@ -719,29 +612,16 @@
         </w:rPr>
         <w:t xml:space="preserve"> </w:t>
       </w:r>
-      <w:proofErr w:type="spellStart"/>
-      <w:r>
-        <w:rPr>
-          <w:rFonts w:ascii="Times New Roman" w:eastAsia="Times New Roman" w:hAnsi="Times New Roman" w:cs="Times New Roman"/>
-          <w:b/>
-          <w:bCs/>
-          <w:sz w:val="22"/>
-          <w:szCs w:val="24"/>
-          <w:lang w:eastAsia="en-US"/>
-        </w:rPr>
-        <w:t>PostgreSQL</w:t>
-      </w:r>
-      <w:proofErr w:type="spellEnd"/>
-      <w:r>
-        <w:rPr>
-          <w:rFonts w:ascii="Times New Roman" w:eastAsia="Times New Roman" w:hAnsi="Times New Roman" w:cs="Times New Roman"/>
-          <w:b/>
-          <w:bCs/>
-          <w:sz w:val="22"/>
-          <w:szCs w:val="24"/>
-          <w:lang w:eastAsia="en-US"/>
-        </w:rPr>
-        <w:t xml:space="preserve"> 12–16</w:t>
+      <w:r>
+        <w:rPr>
+          <w:rFonts w:ascii="Times New Roman" w:eastAsia="Times New Roman" w:hAnsi="Times New Roman" w:cs="Times New Roman"/>
+          <w:b/>
+          <w:bCs/>
+          <w:sz w:val="22"/>
+          <w:szCs w:val="24"/>
+          <w:lang w:eastAsia="en-US"/>
+        </w:rPr>
+        <w:t>PostgreSQL 12–16</w:t>
       </w:r>
       <w:r>
         <w:rPr>
@@ -817,120 +697,36 @@
           <w:szCs w:val="24"/>
           <w:lang w:eastAsia="en-US"/>
         </w:rPr>
-        <w:t xml:space="preserve">Cloud &amp; </w:t>
+        <w:t>Cloud &amp; DevOps:</w:t>
+      </w:r>
+      <w:r>
+        <w:rPr>
+          <w:rFonts w:ascii="Times New Roman" w:eastAsia="Times New Roman" w:hAnsi="Times New Roman" w:cs="Times New Roman"/>
+          <w:sz w:val="22"/>
+          <w:szCs w:val="24"/>
+          <w:lang w:eastAsia="en-US"/>
+        </w:rPr>
+        <w:t xml:space="preserve"> AWS, Docker, CI/CD pipelines, GitHub Actions, </w:t>
       </w:r>
       <w:proofErr w:type="spellStart"/>
       <w:r>
         <w:rPr>
           <w:rFonts w:ascii="Times New Roman" w:eastAsia="Times New Roman" w:hAnsi="Times New Roman" w:cs="Times New Roman"/>
-          <w:b/>
-          <w:bCs/>
-          <w:sz w:val="22"/>
-          <w:szCs w:val="24"/>
-          <w:lang w:eastAsia="en-US"/>
-        </w:rPr>
-        <w:t>DevOps</w:t>
+          <w:sz w:val="22"/>
+          <w:szCs w:val="24"/>
+          <w:lang w:eastAsia="en-US"/>
+        </w:rPr>
+        <w:t>GitLab</w:t>
       </w:r>
       <w:proofErr w:type="spellEnd"/>
       <w:r>
         <w:rPr>
           <w:rFonts w:ascii="Times New Roman" w:eastAsia="Times New Roman" w:hAnsi="Times New Roman" w:cs="Times New Roman"/>
-          <w:b/>
-          <w:bCs/>
-          <w:sz w:val="22"/>
-          <w:szCs w:val="24"/>
-          <w:lang w:eastAsia="en-US"/>
-        </w:rPr>
-        <w:t>:</w:t>
-      </w:r>
-      <w:r>
-        <w:rPr>
-          <w:rFonts w:ascii="Times New Roman" w:eastAsia="Times New Roman" w:hAnsi="Times New Roman" w:cs="Times New Roman"/>
-          <w:sz w:val="22"/>
-          <w:szCs w:val="24"/>
-          <w:lang w:eastAsia="en-US"/>
-        </w:rPr>
-        <w:t xml:space="preserve"> AWS, </w:t>
-      </w:r>
-      <w:proofErr w:type="spellStart"/>
-      <w:r>
-        <w:rPr>
-          <w:rFonts w:ascii="Times New Roman" w:eastAsia="Times New Roman" w:hAnsi="Times New Roman" w:cs="Times New Roman"/>
-          <w:sz w:val="22"/>
-          <w:szCs w:val="24"/>
-          <w:lang w:eastAsia="en-US"/>
-        </w:rPr>
-        <w:t>Docker</w:t>
-      </w:r>
-      <w:proofErr w:type="spellEnd"/>
-      <w:r>
-        <w:rPr>
-          <w:rFonts w:ascii="Times New Roman" w:eastAsia="Times New Roman" w:hAnsi="Times New Roman" w:cs="Times New Roman"/>
-          <w:sz w:val="22"/>
-          <w:szCs w:val="24"/>
-          <w:lang w:eastAsia="en-US"/>
-        </w:rPr>
-        <w:t xml:space="preserve">, CI/CD pipelines, </w:t>
-      </w:r>
-      <w:proofErr w:type="spellStart"/>
-      <w:r>
-        <w:rPr>
-          <w:rFonts w:ascii="Times New Roman" w:eastAsia="Times New Roman" w:hAnsi="Times New Roman" w:cs="Times New Roman"/>
-          <w:sz w:val="22"/>
-          <w:szCs w:val="24"/>
-          <w:lang w:eastAsia="en-US"/>
-        </w:rPr>
-        <w:t>GitHub</w:t>
-      </w:r>
-      <w:proofErr w:type="spellEnd"/>
-      <w:r>
-        <w:rPr>
-          <w:rFonts w:ascii="Times New Roman" w:eastAsia="Times New Roman" w:hAnsi="Times New Roman" w:cs="Times New Roman"/>
-          <w:sz w:val="22"/>
-          <w:szCs w:val="24"/>
-          <w:lang w:eastAsia="en-US"/>
-        </w:rPr>
-        <w:t xml:space="preserve"> Actions, </w:t>
-      </w:r>
-      <w:proofErr w:type="spellStart"/>
-      <w:r>
-        <w:rPr>
-          <w:rFonts w:ascii="Times New Roman" w:eastAsia="Times New Roman" w:hAnsi="Times New Roman" w:cs="Times New Roman"/>
-          <w:sz w:val="22"/>
-          <w:szCs w:val="24"/>
-          <w:lang w:eastAsia="en-US"/>
-        </w:rPr>
-        <w:t>GitLab</w:t>
-      </w:r>
-      <w:proofErr w:type="spellEnd"/>
-      <w:r>
-        <w:rPr>
-          <w:rFonts w:ascii="Times New Roman" w:eastAsia="Times New Roman" w:hAnsi="Times New Roman" w:cs="Times New Roman"/>
-          <w:sz w:val="22"/>
-          <w:szCs w:val="24"/>
-          <w:lang w:eastAsia="en-US"/>
-        </w:rPr>
-        <w:t xml:space="preserve"> CI, Linux, </w:t>
-      </w:r>
-      <w:proofErr w:type="spellStart"/>
-      <w:r>
-        <w:rPr>
-          <w:rFonts w:ascii="Times New Roman" w:eastAsia="Times New Roman" w:hAnsi="Times New Roman" w:cs="Times New Roman"/>
-          <w:sz w:val="22"/>
-          <w:szCs w:val="24"/>
-          <w:lang w:eastAsia="en-US"/>
-        </w:rPr>
-        <w:t>Nginx</w:t>
-      </w:r>
-      <w:proofErr w:type="spellEnd"/>
-      <w:r>
-        <w:rPr>
-          <w:rFonts w:ascii="Times New Roman" w:eastAsia="Times New Roman" w:hAnsi="Times New Roman" w:cs="Times New Roman"/>
-          <w:sz w:val="22"/>
-          <w:szCs w:val="24"/>
-          <w:lang w:eastAsia="en-US"/>
-        </w:rPr>
-        <w:t>, deployment coordination, environment configuration, release support, containerized application delivery, logging-aware production operations</w:t>
+          <w:sz w:val="22"/>
+          <w:szCs w:val="24"/>
+          <w:lang w:eastAsia="en-US"/>
+        </w:rPr>
+        <w:t xml:space="preserve"> CI, Linux, Nginx, deployment coordination, environment configuration, release support, containerized application delivery, logging-aware production operations</w:t>
       </w:r>
     </w:p>
     <w:p>
@@ -948,29 +744,16 @@
           <w:lang w:eastAsia="en-US"/>
         </w:rPr>
       </w:pPr>
-      <w:proofErr w:type="spellStart"/>
-      <w:r>
-        <w:rPr>
-          <w:rFonts w:ascii="Times New Roman" w:eastAsia="Times New Roman" w:hAnsi="Times New Roman" w:cs="Times New Roman"/>
-          <w:b/>
-          <w:bCs/>
-          <w:sz w:val="22"/>
-          <w:szCs w:val="24"/>
-          <w:lang w:eastAsia="en-US"/>
-        </w:rPr>
-        <w:t>Observability</w:t>
-      </w:r>
-      <w:proofErr w:type="spellEnd"/>
-      <w:r>
-        <w:rPr>
-          <w:rFonts w:ascii="Times New Roman" w:eastAsia="Times New Roman" w:hAnsi="Times New Roman" w:cs="Times New Roman"/>
-          <w:b/>
-          <w:bCs/>
-          <w:sz w:val="22"/>
-          <w:szCs w:val="24"/>
-          <w:lang w:eastAsia="en-US"/>
-        </w:rPr>
-        <w:t xml:space="preserve"> / Quality / Security:</w:t>
+      <w:r>
+        <w:rPr>
+          <w:rFonts w:ascii="Times New Roman" w:eastAsia="Times New Roman" w:hAnsi="Times New Roman" w:cs="Times New Roman"/>
+          <w:b/>
+          <w:bCs/>
+          <w:sz w:val="22"/>
+          <w:szCs w:val="24"/>
+          <w:lang w:eastAsia="en-US"/>
+        </w:rPr>
+        <w:t>Observability / Quality / Security:</w:t>
       </w:r>
       <w:r>
         <w:rPr>
@@ -1203,7 +986,6 @@
         </w:rPr>
         <w:t xml:space="preserve">, and </w:t>
       </w:r>
-      <w:proofErr w:type="spellStart"/>
       <w:r>
         <w:rPr>
           <w:rFonts w:ascii="Times New Roman" w:eastAsia="Times New Roman" w:hAnsi="Times New Roman" w:cs="Times New Roman"/>
@@ -1215,7 +997,6 @@
         </w:rPr>
         <w:t>PostgreSQL</w:t>
       </w:r>
-      <w:proofErr w:type="spellEnd"/>
       <w:r>
         <w:rPr>
           <w:rFonts w:ascii="Times New Roman" w:eastAsia="Times New Roman" w:hAnsi="Times New Roman" w:cs="Times New Roman"/>
@@ -2625,7 +2406,6 @@
         </w:rPr>
         <w:t xml:space="preserve">, and </w:t>
       </w:r>
-      <w:proofErr w:type="spellStart"/>
       <w:r>
         <w:rPr>
           <w:rFonts w:ascii="Times New Roman" w:eastAsia="Times New Roman" w:hAnsi="Times New Roman" w:cs="Times New Roman"/>
@@ -2637,7 +2417,6 @@
         </w:rPr>
         <w:t>PostgreSQL</w:t>
       </w:r>
-      <w:proofErr w:type="spellEnd"/>
       <w:r>
         <w:rPr>
           <w:rFonts w:ascii="Times New Roman" w:eastAsia="Times New Roman" w:hAnsi="Times New Roman" w:cs="Times New Roman"/>
@@ -7353,7 +7132,6 @@
       <w:jc w:val="both"/>
     </w:pPr>
     <w:tblPr>
-      <w:tblInd w:w="0" w:type="dxa"/>
       <w:tblBorders>
         <w:top w:val="single" w:sz="4" w:space="0" w:color="auto"/>
         <w:left w:val="single" w:sz="4" w:space="0" w:color="auto"/>
@@ -7362,12 +7140,6 @@
         <w:insideH w:val="single" w:sz="4" w:space="0" w:color="auto"/>
         <w:insideV w:val="single" w:sz="4" w:space="0" w:color="auto"/>
       </w:tblBorders>
-      <w:tblCellMar>
-        <w:top w:w="0" w:type="dxa"/>
-        <w:left w:w="108" w:type="dxa"/>
-        <w:bottom w:w="0" w:type="dxa"/>
-        <w:right w:w="108" w:type="dxa"/>
-      </w:tblCellMar>
     </w:tblPr>
   </w:style>
   <w:style w:type="character" w:customStyle="1" w:styleId="NormalWebChar">
@@ -7663,7 +7435,6 @@
       <w:jc w:val="both"/>
     </w:pPr>
     <w:tblPr>
-      <w:tblInd w:w="0" w:type="dxa"/>
       <w:tblBorders>
         <w:top w:val="single" w:sz="4" w:space="0" w:color="auto"/>
         <w:left w:val="single" w:sz="4" w:space="0" w:color="auto"/>
@@ -7672,12 +7443,6 @@
         <w:insideH w:val="single" w:sz="4" w:space="0" w:color="auto"/>
         <w:insideV w:val="single" w:sz="4" w:space="0" w:color="auto"/>
       </w:tblBorders>
-      <w:tblCellMar>
-        <w:top w:w="0" w:type="dxa"/>
-        <w:left w:w="108" w:type="dxa"/>
-        <w:bottom w:w="0" w:type="dxa"/>
-        <w:right w:w="108" w:type="dxa"/>
-      </w:tblCellMar>
     </w:tblPr>
   </w:style>
   <w:style w:type="character" w:customStyle="1" w:styleId="NormalWebChar">
@@ -7990,7 +7755,7 @@
 </file>
 
 <file path=customXml/itemProps1.xml><?xml version="1.0" encoding="utf-8"?>
-<ds:datastoreItem xmlns:ds="http://schemas.openxmlformats.org/officeDocument/2006/customXml" ds:itemID="{475EB9E9-17EB-4E25-8E9E-06131F846E13}">
+<ds:datastoreItem xmlns:ds="http://schemas.openxmlformats.org/officeDocument/2006/customXml" ds:itemID="{DC9D717E-E61F-45B0-B142-BF66CE85D689}">
   <ds:schemaRefs>
     <ds:schemaRef ds:uri="http://schemas.openxmlformats.org/officeDocument/2006/bibliography"/>
   </ds:schemaRefs>

--- a/Gabriel/Ruby on Rails  React/GABRIEL POPA.docx
+++ b/Gabriel/Ruby on Rails  React/GABRIEL POPA.docx
@@ -161,7 +161,6 @@
           <w:szCs w:val="21"/>
         </w:rPr>
       </w:pPr>
-      <w:bookmarkStart w:id="0" w:name="_GoBack"/>
       <w:proofErr w:type="spellStart"/>
       <w:r>
         <w:rPr>
@@ -187,7 +186,6 @@
         <w:t>, Romania | +40 764309991 | gabrielpdev@outlook.com | https://www.linkedin.com/in/gabriel-popa-12890b414/</w:t>
       </w:r>
     </w:p>
-    <w:bookmarkEnd w:id="0"/>
     <w:p>
       <w:pPr>
         <w:pStyle w:val="Heading3"/>
@@ -909,7 +907,7 @@
           <w:sz w:val="22"/>
           <w:szCs w:val="28"/>
         </w:rPr>
-        <w:t xml:space="preserve">2024 – </w:t>
+        <w:t xml:space="preserve"> </w:t>
       </w:r>
       <w:r>
         <w:rPr>
@@ -918,7 +916,25 @@
           <w:sz w:val="22"/>
           <w:szCs w:val="28"/>
         </w:rPr>
-        <w:t>Dec 2025)</w:t>
+        <w:t xml:space="preserve">2024 – </w:t>
+      </w:r>
+      <w:r>
+        <w:rPr>
+          <w:rFonts w:asciiTheme="majorBidi" w:hAnsiTheme="majorBidi" w:cstheme="majorBidi"/>
+          <w:i/>
+          <w:sz w:val="22"/>
+          <w:szCs w:val="28"/>
+        </w:rPr>
+        <w:t>May 2026</w:t>
+      </w:r>
+      <w:r>
+        <w:rPr>
+          <w:rFonts w:asciiTheme="majorBidi" w:hAnsiTheme="majorBidi" w:cstheme="majorBidi"/>
+          <w:i/>
+          <w:sz w:val="22"/>
+          <w:szCs w:val="28"/>
+        </w:rPr>
+        <w:t>)</w:t>
       </w:r>
     </w:p>
     <w:p>
@@ -3675,8 +3691,10 @@
           <w:sz w:val="22"/>
           <w:szCs w:val="28"/>
         </w:rPr>
-        <w:t>Sept</w:t>
-      </w:r>
+        <w:t>Sep</w:t>
+      </w:r>
+      <w:bookmarkStart w:id="0" w:name="_GoBack"/>
+      <w:bookmarkEnd w:id="0"/>
       <w:r>
         <w:rPr>
           <w:rFonts w:asciiTheme="majorBidi" w:hAnsiTheme="majorBidi" w:cstheme="majorBidi"/>
@@ -7755,7 +7773,7 @@
 </file>
 
 <file path=customXml/itemProps1.xml><?xml version="1.0" encoding="utf-8"?>
-<ds:datastoreItem xmlns:ds="http://schemas.openxmlformats.org/officeDocument/2006/customXml" ds:itemID="{DC9D717E-E61F-45B0-B142-BF66CE85D689}">
+<ds:datastoreItem xmlns:ds="http://schemas.openxmlformats.org/officeDocument/2006/customXml" ds:itemID="{9C9427B2-E198-4941-8E84-FF6A2776A5A7}">
   <ds:schemaRefs>
     <ds:schemaRef ds:uri="http://schemas.openxmlformats.org/officeDocument/2006/bibliography"/>
   </ds:schemaRefs>
